--- a/English/LiangXiaoHua/2026/0814/【文章】 标注生词 0500_w25_in_13.docx
+++ b/English/LiangXiaoHua/2026/0814/【文章】 标注生词 0500_w25_in_13.docx
@@ -1820,7 +1820,7 @@
         <mc:AlternateContent>
           <mc:Choice Requires="wpg">
             <w:drawing>
-              <wp:anchor distT="0" distB="0" distL="0" distR="0" simplePos="0" relativeHeight="251659264" behindDoc="0" locked="0" layoutInCell="1" allowOverlap="1">
+              <wp:anchor distT="0" distB="0" distL="0" distR="0" simplePos="0" relativeHeight="251660288" behindDoc="0" locked="0" layoutInCell="1" allowOverlap="1">
                 <wp:simplePos x="0" y="0"/>
                 <wp:positionH relativeFrom="page">
                   <wp:posOffset>337820</wp:posOffset>
@@ -3561,7 +3561,7 @@
           </mc:Choice>
           <mc:Fallback>
             <w:pict>
-              <v:group id="Group 8" o:spid="_x0000_s1026" o:spt="203" style="position:absolute;left:0pt;margin-left:26.6pt;margin-top:224pt;height:113.25pt;width:21.6pt;mso-position-horizontal-relative:page;mso-position-vertical-relative:page;z-index:251659264;mso-width-relative:page;mso-height-relative:page;" coordsize="274320,1438275" o:gfxdata="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">
+              <v:group id="Group 8" o:spid="_x0000_s1026" o:spt="203" style="position:absolute;left:0pt;margin-left:26.6pt;margin-top:224pt;height:113.25pt;width:21.6pt;mso-position-horizontal-relative:page;mso-position-vertical-relative:page;z-index:251660288;mso-width-relative:page;mso-height-relative:page;" coordsize="274320,1438275" o:gfxdata="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">
                 <o:lock v:ext="edit" aspectratio="f"/>
                 <v:shape id="Graphic 9" o:spid="_x0000_s1026" o:spt="100" style="position:absolute;left:0;top:2260;height:26034;width:274320;" filled="f" stroked="t" coordsize="274320,26034" o:gfxdata="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" path="m0,0l273771,0em0,25829l273771,25829e">
                   <v:fill on="f" focussize="0,0"/>
@@ -3859,7 +3859,7 @@
         <mc:AlternateContent>
           <mc:Choice Requires="wps">
             <w:drawing>
-              <wp:anchor distT="0" distB="0" distL="0" distR="0" simplePos="0" relativeHeight="251660288" behindDoc="0" locked="0" layoutInCell="1" allowOverlap="1">
+              <wp:anchor distT="0" distB="0" distL="0" distR="0" simplePos="0" relativeHeight="251661312" behindDoc="0" locked="0" layoutInCell="1" allowOverlap="1">
                 <wp:simplePos x="0" y="0"/>
                 <wp:positionH relativeFrom="page">
                   <wp:posOffset>247650</wp:posOffset>
@@ -3931,7 +3931,7 @@
           </mc:Choice>
           <mc:Fallback>
             <w:pict>
-              <v:shape id="Textbox 50" o:spid="_x0000_s1026" o:spt="202" type="#_x0000_t202" style="position:absolute;left:0pt;margin-left:19.5pt;margin-top:222.9pt;height:117.55pt;width:7.95pt;mso-position-horizontal-relative:page;mso-position-vertical-relative:page;z-index:251660288;mso-width-relative:page;mso-height-relative:page;" filled="f" stroked="f" coordsize="21600,21600" o:gfxdata="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">
+              <v:shape id="Textbox 50" o:spid="_x0000_s1026" o:spt="202" type="#_x0000_t202" style="position:absolute;left:0pt;margin-left:19.5pt;margin-top:222.9pt;height:117.55pt;width:7.95pt;mso-position-horizontal-relative:page;mso-position-vertical-relative:page;z-index:251661312;mso-width-relative:page;mso-height-relative:page;" filled="f" stroked="f" coordsize="21600,21600" o:gfxdata="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">
                 <v:fill on="f" focussize="0,0"/>
                 <v:stroke on="f"/>
                 <v:imagedata o:title=""/>
@@ -4416,7 +4416,7 @@
       </w:r>
       <w:r>
         <w:rPr>
-          <w:color w:val="00B050"/>
+          <w:color w:val="0000FF"/>
         </w:rPr>
         <w:t>inhospitable</w:t>
       </w:r>
@@ -5038,9 +5038,15 @@
       </w:r>
       <w:r>
         <w:rPr>
+          <w:color w:val="0000FF"/>
+        </w:rPr>
+        <w:t>ample</w:t>
+      </w:r>
+      <w:r>
+        <w:rPr>
           <w:color w:val="00B050"/>
         </w:rPr>
-        <w:t xml:space="preserve">ample </w:t>
+        <w:t xml:space="preserve"> </w:t>
       </w:r>
       <w:r>
         <w:rPr>
@@ -5062,9 +5068,15 @@
       </w:r>
       <w:r>
         <w:rPr>
+          <w:color w:val="0000FF"/>
+        </w:rPr>
+        <w:t>microbial</w:t>
+      </w:r>
+      <w:r>
+        <w:rPr>
           <w:color w:val="00B050"/>
         </w:rPr>
-        <w:t xml:space="preserve">microbial </w:t>
+        <w:t xml:space="preserve"> </w:t>
       </w:r>
       <w:r>
         <w:rPr>
@@ -5098,7 +5110,7 @@
       </w:r>
       <w:r>
         <w:rPr>
-          <w:color w:val="00B050"/>
+          <w:color w:val="0000FF"/>
         </w:rPr>
         <w:t>claw away</w:t>
       </w:r>
@@ -5194,7 +5206,7 @@
       </w:r>
       <w:r>
         <w:rPr>
-          <w:color w:val="00B050"/>
+          <w:color w:val="0000FF"/>
         </w:rPr>
         <w:t>perished</w:t>
       </w:r>
@@ -5746,7 +5758,7 @@
       </w:r>
       <w:r>
         <w:rPr>
-          <w:color w:val="00B050"/>
+          <w:color w:val="0000FF"/>
         </w:rPr>
         <w:t>Crater</w:t>
       </w:r>
@@ -6292,7 +6304,7 @@
       </w:r>
       <w:r>
         <w:rPr>
-          <w:color w:val="00B050"/>
+          <w:color w:val="0000FF"/>
         </w:rPr>
         <w:t>spectrometer</w:t>
       </w:r>
@@ -6422,7 +6434,7 @@
       </w:r>
       <w:r>
         <w:rPr>
-          <w:color w:val="00B050"/>
+          <w:color w:val="0000FF"/>
           <w:spacing w:val="-2"/>
         </w:rPr>
         <w:t>vapourised</w:t>
@@ -6876,7 +6888,7 @@
       </w:r>
       <w:r>
         <w:rPr>
-          <w:color w:val="00B050"/>
+          <w:color w:val="0000FF"/>
         </w:rPr>
         <w:t>extraterrestrial</w:t>
       </w:r>
@@ -7162,9 +7174,15 @@
       </w:r>
       <w:r>
         <w:rPr>
+          <w:color w:val="0000FF"/>
+        </w:rPr>
+        <w:t>ventures</w:t>
+      </w:r>
+      <w:r>
+        <w:rPr>
           <w:color w:val="00B050"/>
         </w:rPr>
-        <w:t xml:space="preserve">ventures </w:t>
+        <w:t xml:space="preserve"> </w:t>
       </w:r>
       <w:r>
         <w:rPr>
@@ -7668,7 +7686,7 @@
           <w:rFonts w:ascii="Arial-BoldItalicMT"/>
           <w:b/>
           <w:i/>
-          <w:color w:val="00B050"/>
+          <w:color w:val="0000FF"/>
           <w:sz w:val="22"/>
         </w:rPr>
         <w:t>Concordia</w:t>
@@ -7763,7 +7781,31 @@
         <w:rPr>
           <w:color w:val="231F20"/>
         </w:rPr>
-        <w:t>Interviewer: I understand that Concordia Station is supposed to replicate the living conditions that astronauts experience on long flight missions. But I’m perplexed. Since Mars</w:t>
+        <w:t xml:space="preserve">Interviewer: I understand that Concordia Station is supposed to </w:t>
+      </w:r>
+      <w:r>
+        <w:rPr>
+          <w:color w:val="0000FF"/>
+        </w:rPr>
+        <w:t>replicate</w:t>
+      </w:r>
+      <w:r>
+        <w:rPr>
+          <w:color w:val="231F20"/>
+        </w:rPr>
+        <w:t xml:space="preserve"> the living conditions that astronauts experience on long flight missions. But I’m </w:t>
+      </w:r>
+      <w:r>
+        <w:rPr>
+          <w:color w:val="0000FF"/>
+        </w:rPr>
+        <w:t>perplexed</w:t>
+      </w:r>
+      <w:r>
+        <w:rPr>
+          <w:color w:val="231F20"/>
+        </w:rPr>
+        <w:t>. Since Mars</w:t>
       </w:r>
       <w:r>
         <w:rPr>
@@ -7995,8 +8037,6 @@
           <w:sz w:val="14"/>
         </w:rPr>
       </w:pPr>
-      <w:bookmarkStart w:id="0" w:name="_GoBack"/>
-      <w:bookmarkEnd w:id="0"/>
     </w:p>
     <w:p>
       <w:pPr>
@@ -8704,7 +8744,31 @@
         <w:rPr>
           <w:color w:val="231F20"/>
         </w:rPr>
-        <w:t>Arctic, remember – and the expectation is we won’t find much sentient life roaming around on Martian ground either. So nothing much to engage your eye or your mind once you’ve settled into the unknown alien</w:t>
+        <w:t xml:space="preserve">Arctic, remember – and the expectation is we won’t find much </w:t>
+      </w:r>
+      <w:r>
+        <w:rPr>
+          <w:color w:val="0000FF"/>
+        </w:rPr>
+        <w:t>sentient</w:t>
+      </w:r>
+      <w:r>
+        <w:rPr>
+          <w:color w:val="231F20"/>
+        </w:rPr>
+        <w:t xml:space="preserve"> life </w:t>
+      </w:r>
+      <w:r>
+        <w:rPr>
+          <w:color w:val="0000FF"/>
+        </w:rPr>
+        <w:t>roaming</w:t>
+      </w:r>
+      <w:r>
+        <w:rPr>
+          <w:color w:val="231F20"/>
+        </w:rPr>
+        <w:t xml:space="preserve"> around on Martian ground either. So nothing much to engage your eye or your mind once you’ve settled into the unknown alien</w:t>
       </w:r>
       <w:r>
         <w:rPr>
@@ -9702,10 +9766,17 @@
       </w:r>
       <w:r>
         <w:rPr>
-          <w:color w:val="231F20"/>
+          <w:color w:val="0000FF"/>
           <w:spacing w:val="-2"/>
         </w:rPr>
-        <w:t>infrequent.</w:t>
+        <w:t>infrequent</w:t>
+      </w:r>
+      <w:r>
+        <w:rPr>
+          <w:color w:val="231F20"/>
+          <w:spacing w:val="-2"/>
+        </w:rPr>
+        <w:t>.</w:t>
       </w:r>
     </w:p>
     <w:p>
@@ -11241,14 +11312,6 @@
         </w:rPr>
         <w:tab/>
       </w:r>
-      <w:r>
-        <w:rPr>
-          <w:i/>
-          <w:color w:val="231F20"/>
-          <w:spacing w:val="-10"/>
-        </w:rPr>
-        <w:t>5</w:t>
-      </w:r>
     </w:p>
     <w:p>
       <w:pPr>
@@ -11259,7 +11322,7 @@
       </w:pPr>
       <w:r>
         <w:rPr>
-          <w:color w:val="231F20"/>
+          <w:color w:val="0000FF"/>
         </w:rPr>
         <w:t>relieved</w:t>
       </w:r>
@@ -11864,7 +11927,7 @@
       </w:r>
       <w:r>
         <w:rPr>
-          <w:color w:val="231F20"/>
+          <w:color w:val="0000FF"/>
         </w:rPr>
         <w:t>chuckle</w:t>
       </w:r>
@@ -12017,14 +12080,6 @@
           <w:color w:val="231F20"/>
         </w:rPr>
         <w:tab/>
-      </w:r>
-      <w:r>
-        <w:rPr>
-          <w:i/>
-          <w:color w:val="231F20"/>
-          <w:spacing w:val="-5"/>
-        </w:rPr>
-        <w:t>10</w:t>
       </w:r>
     </w:p>
     <w:p>
@@ -12038,7 +12093,31 @@
         <w:rPr>
           <w:color w:val="231F20"/>
         </w:rPr>
-        <w:t>earlier and how both Sarah and Rajah had jumped from the door, arms outstretched to prevent anyone else passing them, each shouting something rather grandly foolish for the benefit of posterity. They’d ended up in an undignified heap together on Mars’s surface, while</w:t>
+        <w:t xml:space="preserve">earlier and how both Sarah and Rajah had jumped from the door, arms outstretched to prevent anyone else passing them, each shouting something rather grandly foolish for the benefit of </w:t>
+      </w:r>
+      <w:r>
+        <w:rPr>
+          <w:color w:val="0000FF"/>
+        </w:rPr>
+        <w:t>posterity</w:t>
+      </w:r>
+      <w:r>
+        <w:rPr>
+          <w:color w:val="231F20"/>
+        </w:rPr>
+        <w:t xml:space="preserve">. They’d ended up in an </w:t>
+      </w:r>
+      <w:r>
+        <w:rPr>
+          <w:color w:val="0000FF"/>
+        </w:rPr>
+        <w:t>undignified</w:t>
+      </w:r>
+      <w:r>
+        <w:rPr>
+          <w:color w:val="231F20"/>
+        </w:rPr>
+        <w:t xml:space="preserve"> heap together on Mars’s surface, while</w:t>
       </w:r>
       <w:r>
         <w:rPr>
@@ -12314,14 +12393,6 @@
         </w:rPr>
         <w:tab/>
       </w:r>
-      <w:r>
-        <w:rPr>
-          <w:i/>
-          <w:color w:val="231F20"/>
-          <w:spacing w:val="-5"/>
-        </w:rPr>
-        <w:t>15</w:t>
-      </w:r>
     </w:p>
     <w:p>
       <w:pPr>
@@ -12347,7 +12418,19 @@
         <w:rPr>
           <w:color w:val="231F20"/>
         </w:rPr>
-        <w:t>It was pretty basic living but sufficed if they gave each other space. Most of the other astronauts were respectful and professional which certainly helped.</w:t>
+        <w:t xml:space="preserve">It was pretty basic living but </w:t>
+      </w:r>
+      <w:r>
+        <w:rPr>
+          <w:color w:val="0000FF"/>
+        </w:rPr>
+        <w:t>suffice</w:t>
+      </w:r>
+      <w:r>
+        <w:rPr>
+          <w:color w:val="231F20"/>
+        </w:rPr>
+        <w:t>d if they gave each other space. Most of the other astronauts were respectful and professional which certainly helped.</w:t>
       </w:r>
     </w:p>
     <w:p>
@@ -12599,14 +12682,6 @@
         </w:rPr>
         <w:tab/>
       </w:r>
-      <w:r>
-        <w:rPr>
-          <w:i/>
-          <w:color w:val="231F20"/>
-          <w:spacing w:val="-5"/>
-        </w:rPr>
-        <w:t>20</w:t>
-      </w:r>
     </w:p>
     <w:p>
       <w:pPr>
@@ -12645,7 +12720,19 @@
         <w:rPr>
           <w:color w:val="231F20"/>
         </w:rPr>
-        <w:t xml:space="preserve">Sarah’s pained voice pierced Bob’s </w:t>
+        <w:t xml:space="preserve">Sarah’s pained voice </w:t>
+      </w:r>
+      <w:r>
+        <w:rPr>
+          <w:color w:val="0000FF"/>
+        </w:rPr>
+        <w:t>pierce</w:t>
+      </w:r>
+      <w:r>
+        <w:rPr>
+          <w:color w:val="231F20"/>
+        </w:rPr>
+        <w:t xml:space="preserve">d Bob’s </w:t>
       </w:r>
       <w:r>
         <w:rPr>
@@ -12794,9 +12881,15 @@
       </w:r>
       <w:r>
         <w:rPr>
-          <w:color w:val="231F20"/>
-        </w:rPr>
-        <w:t>silhouetted</w:t>
+          <w:color w:val="0000FF"/>
+        </w:rPr>
+        <w:t>silhouette</w:t>
+      </w:r>
+      <w:r>
+        <w:rPr>
+          <w:color w:val="231F20"/>
+        </w:rPr>
+        <w:t>d</w:t>
       </w:r>
       <w:r>
         <w:rPr>
@@ -13085,14 +13178,6 @@
         </w:rPr>
         <w:tab/>
       </w:r>
-      <w:r>
-        <w:rPr>
-          <w:i/>
-          <w:color w:val="231F20"/>
-          <w:spacing w:val="-5"/>
-        </w:rPr>
-        <w:t>25</w:t>
-      </w:r>
     </w:p>
     <w:p>
       <w:pPr>
@@ -13105,7 +13190,31 @@
         <w:rPr>
           <w:color w:val="231F20"/>
         </w:rPr>
-        <w:t>The ground was promisingly soft here. His booted foot sank the shovel blade through a surface layer of fine crimson crumbs.</w:t>
+        <w:t xml:space="preserve">The ground was </w:t>
+      </w:r>
+      <w:r>
+        <w:rPr>
+          <w:color w:val="0000FF"/>
+        </w:rPr>
+        <w:t>promisingly</w:t>
+      </w:r>
+      <w:r>
+        <w:rPr>
+          <w:color w:val="231F20"/>
+        </w:rPr>
+        <w:t xml:space="preserve"> soft here. His booted foot sank the shovel blade through a surface layer of fine </w:t>
+      </w:r>
+      <w:r>
+        <w:rPr>
+          <w:color w:val="0000FF"/>
+        </w:rPr>
+        <w:t>crimson</w:t>
+      </w:r>
+      <w:r>
+        <w:rPr>
+          <w:color w:val="231F20"/>
+        </w:rPr>
+        <w:t xml:space="preserve"> crumbs.</w:t>
       </w:r>
       <w:r>
         <w:rPr>
@@ -13273,7 +13382,7 @@
       </w:r>
       <w:r>
         <w:rPr>
-          <w:color w:val="231F20"/>
+          <w:color w:val="0000FF"/>
         </w:rPr>
         <w:t>canister</w:t>
       </w:r>
@@ -13395,14 +13504,6 @@
           <w:color w:val="231F20"/>
         </w:rPr>
         <w:tab/>
-      </w:r>
-      <w:r>
-        <w:rPr>
-          <w:i/>
-          <w:color w:val="231F20"/>
-          <w:spacing w:val="-5"/>
-        </w:rPr>
-        <w:t>30</w:t>
       </w:r>
     </w:p>
     <w:p>
@@ -14239,14 +14340,6 @@
         </w:rPr>
         <w:tab/>
       </w:r>
-      <w:r>
-        <w:rPr>
-          <w:i/>
-          <w:color w:val="231F20"/>
-          <w:spacing w:val="-5"/>
-        </w:rPr>
-        <w:t>35</w:t>
-      </w:r>
     </w:p>
     <w:p>
       <w:pPr>
@@ -14259,7 +14352,19 @@
         <w:rPr>
           <w:color w:val="231F20"/>
         </w:rPr>
-        <w:t>observing him place the slide under the intense scrutiny of the microscope’s eye. Silence entered</w:t>
+        <w:t xml:space="preserve">observing him place the slide under the intense </w:t>
+      </w:r>
+      <w:r>
+        <w:rPr>
+          <w:color w:val="0000FF"/>
+        </w:rPr>
+        <w:t>scrutiny</w:t>
+      </w:r>
+      <w:r>
+        <w:rPr>
+          <w:color w:val="231F20"/>
+        </w:rPr>
+        <w:t xml:space="preserve"> of the microscope’s eye. Silence entered</w:t>
       </w:r>
       <w:r>
         <w:rPr>
@@ -14608,7 +14713,7 @@
       </w:r>
       <w:r>
         <w:rPr>
-          <w:color w:val="231F20"/>
+          <w:color w:val="0000FF"/>
           <w:spacing w:val="-2"/>
         </w:rPr>
         <w:t>choreographed.</w:t>
@@ -14618,14 +14723,6 @@
           <w:color w:val="231F20"/>
         </w:rPr>
         <w:tab/>
-      </w:r>
-      <w:r>
-        <w:rPr>
-          <w:i/>
-          <w:color w:val="231F20"/>
-          <w:spacing w:val="-5"/>
-        </w:rPr>
-        <w:t>40</w:t>
       </w:r>
     </w:p>
     <w:p>
@@ -14648,6 +14745,9 @@
         <w:spacing w:before="259"/>
         <w:ind w:left="112"/>
         <w:jc w:val="both"/>
+        <w:rPr>
+          <w:color w:val="0000FF"/>
+        </w:rPr>
       </w:pPr>
       <w:r>
         <w:rPr>
@@ -15120,14 +15220,6 @@
         </w:rPr>
         <w:tab/>
       </w:r>
-      <w:r>
-        <w:rPr>
-          <w:i/>
-          <w:color w:val="231F20"/>
-          <w:spacing w:val="-5"/>
-        </w:rPr>
-        <w:t>45</w:t>
-      </w:r>
     </w:p>
     <w:p>
       <w:pPr>
@@ -15140,7 +15232,33 @@
         <w:rPr>
           <w:color w:val="231F20"/>
         </w:rPr>
-        <w:t>poor rehearsal for this one rapturous moment. He silently contemplated the enormity of</w:t>
+        <w:t xml:space="preserve">poor </w:t>
+      </w:r>
+      <w:bookmarkStart w:id="0" w:name="_GoBack"/>
+      <w:r>
+        <w:rPr>
+          <w:color w:val="0000FF"/>
+        </w:rPr>
+        <w:t>rehearsal</w:t>
+      </w:r>
+      <w:bookmarkEnd w:id="0"/>
+      <w:r>
+        <w:rPr>
+          <w:color w:val="231F20"/>
+        </w:rPr>
+        <w:t xml:space="preserve"> for this one </w:t>
+      </w:r>
+      <w:r>
+        <w:rPr>
+          <w:color w:val="0000FF"/>
+        </w:rPr>
+        <w:t>rapturous</w:t>
+      </w:r>
+      <w:r>
+        <w:rPr>
+          <w:color w:val="231F20"/>
+        </w:rPr>
+        <w:t xml:space="preserve"> moment. He silently contemplated the enormity of</w:t>
       </w:r>
       <w:r>
         <w:rPr>
@@ -15255,7 +15373,7 @@
       </w:r>
       <w:r>
         <w:rPr>
-          <w:color w:val="231F20"/>
+          <w:color w:val="0000FF"/>
         </w:rPr>
         <w:t>solemnly</w:t>
       </w:r>
@@ -15421,14 +15539,6 @@
           <w:color w:val="231F20"/>
         </w:rPr>
         <w:tab/>
-      </w:r>
-      <w:r>
-        <w:rPr>
-          <w:i/>
-          <w:color w:val="231F20"/>
-          <w:spacing w:val="-5"/>
-        </w:rPr>
-        <w:t>50</w:t>
       </w:r>
     </w:p>
     <w:p>
